--- a/templates/default.docx
+++ b/templates/default.docx
@@ -82,6 +82,90 @@
           <w:sz w:val="21"/>
         </w:rPr>
         <w:t>{{ summary }}</w:t>
+      </w:r>
+    </w:p>
+    <w:p>
+      <w:pPr>
+        <w:spacing w:before="0" w:after="0"/>
+        <w:jc w:val="left"/>
+      </w:pPr>
+      <w:r>
+        <w:rPr>
+          <w:b w:val="0"/>
+          <w:sz w:val="21"/>
+        </w:rPr>
+        <w:t>{%p endif %}</w:t>
+      </w:r>
+    </w:p>
+    <w:p>
+      <w:pPr>
+        <w:spacing w:before="0" w:after="0"/>
+        <w:jc w:val="left"/>
+      </w:pPr>
+      <w:r>
+        <w:rPr>
+          <w:b w:val="0"/>
+          <w:sz w:val="21"/>
+        </w:rPr>
+        <w:t>{%p if highlights %}</w:t>
+      </w:r>
+    </w:p>
+    <w:p>
+      <w:pPr>
+        <w:keepNext/>
+        <w:pBdr>
+          <w:bottom w:val="single" w:sz="6" w:space="1" w:color="000000"/>
+        </w:pBdr>
+        <w:spacing w:before="200" w:after="60"/>
+        <w:jc w:val="left"/>
+      </w:pPr>
+      <w:r>
+        <w:rPr>
+          <w:b/>
+          <w:sz w:val="23"/>
+        </w:rPr>
+        <w:t>KEY ACHIEVEMENTS</w:t>
+      </w:r>
+    </w:p>
+    <w:p>
+      <w:pPr>
+        <w:spacing w:before="0" w:after="0"/>
+        <w:jc w:val="left"/>
+      </w:pPr>
+      <w:r>
+        <w:rPr>
+          <w:b w:val="0"/>
+          <w:sz w:val="21"/>
+        </w:rPr>
+        <w:t>{%p for h in highlights %}</w:t>
+      </w:r>
+    </w:p>
+    <w:p>
+      <w:pPr>
+        <w:pStyle w:val="ListBullet"/>
+        <w:spacing w:before="0" w:after="20"/>
+        <w:ind w:left="340" w:hanging="227"/>
+        <w:jc w:val="left"/>
+      </w:pPr>
+      <w:r>
+        <w:rPr>
+          <w:b w:val="0"/>
+          <w:sz w:val="21"/>
+        </w:rPr>
+        <w:t>{{ h }}</w:t>
+      </w:r>
+    </w:p>
+    <w:p>
+      <w:pPr>
+        <w:spacing w:before="0" w:after="0"/>
+        <w:jc w:val="left"/>
+      </w:pPr>
+      <w:r>
+        <w:rPr>
+          <w:b w:val="0"/>
+          <w:sz w:val="21"/>
+        </w:rPr>
+        <w:t>{%p endfor %}</w:t>
       </w:r>
     </w:p>
     <w:p>

--- a/templates/default.docx
+++ b/templates/default.docx
@@ -339,6 +339,94 @@
           <w:sz w:val="21"/>
         </w:rPr>
         <w:t>{{ job.title }}</w:t>
+      </w:r>
+    </w:p>
+    <w:p>
+      <w:pPr>
+        <w:spacing w:before="0" w:after="0"/>
+        <w:jc w:val="left"/>
+      </w:pPr>
+      <w:r>
+        <w:rPr>
+          <w:b w:val="0"/>
+          <w:sz w:val="21"/>
+        </w:rPr>
+        <w:t>{%p for a in job.areas %}</w:t>
+      </w:r>
+    </w:p>
+    <w:p>
+      <w:pPr>
+        <w:tabs>
+          <w:tab w:pos="9638" w:val="right"/>
+        </w:tabs>
+        <w:spacing w:before="40" w:after="0"/>
+        <w:jc w:val="left"/>
+      </w:pPr>
+      <w:r>
+        <w:rPr>
+          <w:b/>
+        </w:rPr>
+        <w:t>{{ a.name }}</w:t>
+      </w:r>
+      <w:r>
+        <w:rPr>
+          <w:b w:val="0"/>
+        </w:rPr>
+        <w:t>{{ a.summary_suffix }}</w:t>
+      </w:r>
+    </w:p>
+    <w:p>
+      <w:pPr>
+        <w:spacing w:before="0" w:after="0"/>
+        <w:jc w:val="left"/>
+      </w:pPr>
+      <w:r>
+        <w:rPr>
+          <w:b w:val="0"/>
+          <w:sz w:val="21"/>
+        </w:rPr>
+        <w:t>{%p for b in a.bullets %}</w:t>
+      </w:r>
+    </w:p>
+    <w:p>
+      <w:pPr>
+        <w:pStyle w:val="ListBullet"/>
+        <w:spacing w:before="0" w:after="20"/>
+        <w:ind w:left="340" w:hanging="227"/>
+        <w:jc w:val="left"/>
+      </w:pPr>
+      <w:r>
+        <w:rPr>
+          <w:b w:val="0"/>
+          <w:sz w:val="21"/>
+        </w:rPr>
+        <w:t>{{ b }}</w:t>
+      </w:r>
+    </w:p>
+    <w:p>
+      <w:pPr>
+        <w:spacing w:before="0" w:after="0"/>
+        <w:jc w:val="left"/>
+      </w:pPr>
+      <w:r>
+        <w:rPr>
+          <w:b w:val="0"/>
+          <w:sz w:val="21"/>
+        </w:rPr>
+        <w:t>{%p endfor %}</w:t>
+      </w:r>
+    </w:p>
+    <w:p>
+      <w:pPr>
+        <w:spacing w:before="0" w:after="0"/>
+        <w:jc w:val="left"/>
+      </w:pPr>
+      <w:r>
+        <w:rPr>
+          <w:b w:val="0"/>
+          <w:sz w:val="21"/>
+        </w:rPr>
+        <w:t>{%p endfor %}</w:t>
       </w:r>
     </w:p>
     <w:p>

--- a/templates/default.docx
+++ b/templates/default.docx
@@ -568,6 +568,46 @@
           <w:b w:val="0"/>
           <w:sz w:val="21"/>
         </w:rPr>
+        <w:t>{%p if e.thesis %}</w:t>
+      </w:r>
+    </w:p>
+    <w:p>
+      <w:pPr>
+        <w:spacing w:before="0" w:after="0"/>
+        <w:jc w:val="left"/>
+      </w:pPr>
+      <w:r>
+        <w:rPr>
+          <w:b w:val="0"/>
+          <w:i/>
+          <w:sz w:val="21"/>
+        </w:rPr>
+        <w:t>Thesis: {{ e.thesis }}</w:t>
+      </w:r>
+    </w:p>
+    <w:p>
+      <w:pPr>
+        <w:spacing w:before="0" w:after="0"/>
+        <w:jc w:val="left"/>
+      </w:pPr>
+      <w:r>
+        <w:rPr>
+          <w:b w:val="0"/>
+          <w:sz w:val="21"/>
+        </w:rPr>
+        <w:t>{%p endif %}</w:t>
+      </w:r>
+    </w:p>
+    <w:p>
+      <w:pPr>
+        <w:spacing w:before="0" w:after="0"/>
+        <w:jc w:val="left"/>
+      </w:pPr>
+      <w:r>
+        <w:rPr>
+          <w:b w:val="0"/>
+          <w:sz w:val="21"/>
+        </w:rPr>
         <w:t>{%p endfor %}</w:t>
       </w:r>
     </w:p>
